--- a/DOCS/DCR.docx
+++ b/DOCS/DCR.docx
@@ -117,6 +117,7 @@
           <w:tab w:val="left" w:pos="253"/>
           <w:tab w:val="left" w:leader="dot" w:pos="6418"/>
         </w:tabs>
+        <w:spacing w:line="360" w:lineRule="auto"/>
         <w:ind w:hanging="230"/>
         <w:contextualSpacing w:val="0"/>
         <w:rPr>
@@ -194,23 +195,13 @@
         </w:rPr>
         <w:t xml:space="preserve"> </w:t>
       </w:r>
-      <w:proofErr w:type="spellStart"/>
       <w:r>
         <w:rPr>
           <w:b/>
           <w:sz w:val="23"/>
           <w:u w:val="single"/>
         </w:rPr>
-        <w:t>Rajlaxmi</w:t>
-      </w:r>
-      <w:proofErr w:type="spellEnd"/>
-      <w:r>
-        <w:rPr>
-          <w:b/>
-          <w:sz w:val="23"/>
-          <w:u w:val="single"/>
-        </w:rPr>
-        <w:t xml:space="preserve"> Agency</w:t>
+        <w:t>Rajlaxmi Agency</w:t>
       </w:r>
       <w:r>
         <w:rPr>
@@ -251,18 +242,13 @@
         </w:rPr>
         <w:t>has</w:t>
       </w:r>
-    </w:p>
-    <w:p>
-      <w:pPr>
-        <w:tabs>
-          <w:tab w:val="left" w:leader="dot" w:pos="2011"/>
-        </w:tabs>
-        <w:spacing w:before="131"/>
-        <w:ind w:left="23"/>
-        <w:rPr>
-          <w:sz w:val="23"/>
-        </w:rPr>
-      </w:pPr>
+      <w:r>
+        <w:rPr>
+          <w:spacing w:val="-5"/>
+          <w:sz w:val="23"/>
+        </w:rPr>
+        <w:t xml:space="preserve"> </w:t>
+      </w:r>
       <w:r>
         <w:rPr>
           <w:spacing w:val="-2"/>
@@ -361,18 +347,13 @@
         </w:rPr>
         <w:t xml:space="preserve"> Plant</w:t>
       </w:r>
-    </w:p>
-    <w:p>
-      <w:pPr>
-        <w:tabs>
-          <w:tab w:val="left" w:leader="dot" w:pos="5927"/>
-        </w:tabs>
-        <w:spacing w:before="134"/>
-        <w:ind w:left="23"/>
-        <w:rPr>
-          <w:sz w:val="23"/>
-        </w:rPr>
-      </w:pPr>
+      <w:r>
+        <w:rPr>
+          <w:spacing w:val="-2"/>
+          <w:sz w:val="23"/>
+        </w:rPr>
+        <w:t xml:space="preserve"> </w:t>
+      </w:r>
       <w:r>
         <w:rPr>
           <w:spacing w:val="-4"/>
@@ -433,18 +414,13 @@
         </w:rPr>
         <w:t>at</w:t>
       </w:r>
-    </w:p>
-    <w:p>
-      <w:pPr>
-        <w:tabs>
-          <w:tab w:val="left" w:leader="dot" w:pos="4088"/>
-        </w:tabs>
-        <w:spacing w:before="132" w:line="360" w:lineRule="auto"/>
-        <w:ind w:left="23" w:right="1635"/>
-        <w:rPr>
-          <w:sz w:val="23"/>
-        </w:rPr>
-      </w:pPr>
+      <w:r>
+        <w:rPr>
+          <w:spacing w:val="-5"/>
+          <w:sz w:val="23"/>
+        </w:rPr>
+        <w:t xml:space="preserve"> </w:t>
+      </w:r>
       <w:r>
         <w:rPr>
           <w:sz w:val="23"/>
@@ -534,18 +510,12 @@
         </w:rPr>
         <w:t>[date of application] under</w:t>
       </w:r>
-    </w:p>
-    <w:p>
-      <w:pPr>
-        <w:tabs>
-          <w:tab w:val="left" w:leader="dot" w:pos="2325"/>
-        </w:tabs>
-        <w:spacing w:before="1"/>
-        <w:ind w:left="23"/>
-        <w:rPr>
-          <w:sz w:val="23"/>
-        </w:rPr>
-      </w:pPr>
+      <w:r>
+        <w:rPr>
+          <w:sz w:val="23"/>
+        </w:rPr>
+        <w:t xml:space="preserve"> </w:t>
+      </w:r>
       <w:r>
         <w:rPr>
           <w:b/>
@@ -818,17 +788,8 @@
           <w:spacing w:val="-2"/>
           <w:sz w:val="23"/>
         </w:rPr>
-        <w:t>PANEL_</w:t>
-      </w:r>
-      <w:proofErr w:type="gramStart"/>
-      <w:r>
-        <w:rPr>
-          <w:spacing w:val="-2"/>
-          <w:sz w:val="23"/>
-        </w:rPr>
-        <w:t>CAPACITY}$</w:t>
-      </w:r>
-      <w:proofErr w:type="gramEnd"/>
+        <w:t>PANEL_CAPACITY}$</w:t>
+      </w:r>
     </w:p>
     <w:p>
       <w:pPr>
@@ -905,15 +866,7 @@
           <w:spacing w:val="-2"/>
           <w:sz w:val="23"/>
         </w:rPr>
-        <w:t>NO_OF_</w:t>
-      </w:r>
-      <w:proofErr w:type="gramStart"/>
-      <w:r>
-        <w:rPr>
-          <w:spacing w:val="-2"/>
-          <w:sz w:val="23"/>
-        </w:rPr>
-        <w:t>PANEL</w:t>
+        <w:t>NO_OF_PANEL</w:t>
       </w:r>
       <w:r>
         <w:rPr>
@@ -922,9 +875,6 @@
         </w:rPr>
         <w:t>}$</w:t>
       </w:r>
-      <w:bookmarkStart w:id="0" w:name="_GoBack"/>
-      <w:bookmarkEnd w:id="0"/>
-      <w:proofErr w:type="gramEnd"/>
     </w:p>
     <w:p>
       <w:pPr>
@@ -1001,15 +951,7 @@
           <w:spacing w:val="-2"/>
           <w:sz w:val="23"/>
         </w:rPr>
-        <w:t>PANEL_SR_</w:t>
-      </w:r>
-      <w:proofErr w:type="gramStart"/>
-      <w:r>
-        <w:rPr>
-          <w:spacing w:val="-2"/>
-          <w:sz w:val="23"/>
-        </w:rPr>
-        <w:t>NO</w:t>
+        <w:t>PANEL_SR_NO</w:t>
       </w:r>
       <w:r>
         <w:rPr>
@@ -1018,7 +960,6 @@
         </w:rPr>
         <w:t>}$</w:t>
       </w:r>
-      <w:proofErr w:type="gramEnd"/>
     </w:p>
     <w:p>
       <w:pPr>
@@ -1075,17 +1016,8 @@
           <w:spacing w:val="-4"/>
           <w:sz w:val="23"/>
         </w:rPr>
-        <w:t xml:space="preserve"> ${PANEL_</w:t>
-      </w:r>
-      <w:proofErr w:type="gramStart"/>
-      <w:r>
-        <w:rPr>
-          <w:spacing w:val="-4"/>
-          <w:sz w:val="23"/>
-        </w:rPr>
-        <w:t>COMPANY}$</w:t>
-      </w:r>
-      <w:proofErr w:type="gramEnd"/>
+        <w:t xml:space="preserve"> ${PANEL_COMPANY}$</w:t>
+      </w:r>
     </w:p>
     <w:p>
       <w:pPr>
@@ -1142,17 +1074,8 @@
           <w:spacing w:val="-4"/>
           <w:sz w:val="23"/>
         </w:rPr>
-        <w:t xml:space="preserve"> ${CELL_</w:t>
-      </w:r>
-      <w:proofErr w:type="gramStart"/>
-      <w:r>
-        <w:rPr>
-          <w:spacing w:val="-4"/>
-          <w:sz w:val="23"/>
-        </w:rPr>
-        <w:t>MANUFACTURER}$</w:t>
-      </w:r>
-      <w:proofErr w:type="gramEnd"/>
+        <w:t xml:space="preserve"> ${CELL_MANUFACTURER}$</w:t>
+      </w:r>
     </w:p>
     <w:p>
       <w:pPr>
@@ -1508,23 +1431,13 @@
         </w:rPr>
         <w:t xml:space="preserve"> </w:t>
       </w:r>
-      <w:proofErr w:type="spellStart"/>
       <w:r>
         <w:rPr>
           <w:b/>
           <w:sz w:val="23"/>
           <w:u w:val="single"/>
         </w:rPr>
-        <w:t>Rajlaxmi</w:t>
-      </w:r>
-      <w:proofErr w:type="spellEnd"/>
-      <w:r>
-        <w:rPr>
-          <w:b/>
-          <w:sz w:val="23"/>
-          <w:u w:val="single"/>
-        </w:rPr>
-        <w:t xml:space="preserve"> Agency</w:t>
+        <w:t>Rajlaxmi Agency</w:t>
       </w:r>
       <w:r>
         <w:rPr>
@@ -1902,6 +1815,44 @@
           <w:sz w:val="23"/>
         </w:rPr>
       </w:pPr>
+    </w:p>
+    <w:p>
+      <w:pPr>
+        <w:pStyle w:val="BodyText"/>
+        <w:spacing w:before="134"/>
+        <w:rPr>
+          <w:sz w:val="23"/>
+        </w:rPr>
+      </w:pPr>
+    </w:p>
+    <w:p>
+      <w:pPr>
+        <w:pStyle w:val="BodyText"/>
+        <w:spacing w:before="134"/>
+        <w:rPr>
+          <w:sz w:val="23"/>
+        </w:rPr>
+      </w:pPr>
+    </w:p>
+    <w:p>
+      <w:pPr>
+        <w:pStyle w:val="BodyText"/>
+        <w:spacing w:before="134"/>
+        <w:rPr>
+          <w:sz w:val="23"/>
+        </w:rPr>
+      </w:pPr>
+    </w:p>
+    <w:p>
+      <w:pPr>
+        <w:pStyle w:val="BodyText"/>
+        <w:spacing w:before="134"/>
+        <w:rPr>
+          <w:sz w:val="23"/>
+        </w:rPr>
+      </w:pPr>
+      <w:bookmarkStart w:id="0" w:name="_GoBack"/>
+      <w:bookmarkEnd w:id="0"/>
     </w:p>
     <w:p>
       <w:pPr>
@@ -1984,23 +1935,13 @@
         </w:rPr>
         <w:t xml:space="preserve">S: </w:t>
       </w:r>
-      <w:proofErr w:type="spellStart"/>
       <w:r>
         <w:rPr>
           <w:b/>
           <w:sz w:val="23"/>
           <w:u w:val="single"/>
         </w:rPr>
-        <w:t>Rajlaxmi</w:t>
-      </w:r>
-      <w:proofErr w:type="spellEnd"/>
-      <w:r>
-        <w:rPr>
-          <w:b/>
-          <w:sz w:val="23"/>
-          <w:u w:val="single"/>
-        </w:rPr>
-        <w:t xml:space="preserve"> Agency</w:t>
+        <w:t>Rajlaxmi Agency</w:t>
       </w:r>
       <w:r>
         <w:rPr>
